--- a/14_ACP01/ACP01 - Module 3.3 - IAM Identity & Access Management.docx
+++ b/14_ACP01/ACP01 - Module 3.3 - IAM Identity & Access Management.docx
@@ -1,6 +1,6 @@
 
 <file path=word/document.xml><?xml version="1.0" encoding="utf-8"?>
-<w:document xmlns:wpc="http://schemas.microsoft.com/office/word/2010/wordprocessingCanvas" xmlns:cx="http://schemas.microsoft.com/office/drawing/2014/chartex" xmlns:cx1="http://schemas.microsoft.com/office/drawing/2015/9/8/chartex" xmlns:cx2="http://schemas.microsoft.com/office/drawing/2015/10/21/chartex" xmlns:cx3="http://schemas.microsoft.com/office/drawing/2016/5/9/chartex" xmlns:cx4="http://schemas.microsoft.com/office/drawing/2016/5/10/chartex" xmlns:cx5="http://schemas.microsoft.com/office/drawing/2016/5/11/chartex" xmlns:cx6="http://schemas.microsoft.com/office/drawing/2016/5/12/chartex" xmlns:cx7="http://schemas.microsoft.com/office/drawing/2016/5/13/chartex" xmlns:cx8="http://schemas.microsoft.com/office/drawing/2016/5/14/chartex" xmlns:mc="http://schemas.openxmlformats.org/markup-compatibility/2006" xmlns:aink="http://schemas.microsoft.com/office/drawing/2016/ink" xmlns:am3d="http://schemas.microsoft.com/office/drawing/2017/model3d" xmlns:o="urn:schemas-microsoft-com:office:office" xmlns:oel="http://schemas.microsoft.com/office/2019/extlst" xmlns:r="http://schemas.openxmlformats.org/officeDocument/2006/relationships" xmlns:m="http://schemas.openxmlformats.org/officeDocument/2006/math" xmlns:v="urn:schemas-microsoft-com:vml" xmlns:wp14="http://schemas.microsoft.com/office/word/2010/wordprocessingDrawing" xmlns:wp="http://schemas.openxmlformats.org/drawingml/2006/wordprocessingDrawing" xmlns:w10="urn:schemas-microsoft-com:office:word" xmlns:w="http://schemas.openxmlformats.org/wordprocessingml/2006/main" xmlns:w14="http://schemas.microsoft.com/office/word/2010/wordml" xmlns:w15="http://schemas.microsoft.com/office/word/2012/wordml" xmlns:w16cex="http://schemas.microsoft.com/office/word/2018/wordml/cex" xmlns:w16cid="http://schemas.microsoft.com/office/word/2016/wordml/cid" xmlns:w16="http://schemas.microsoft.com/office/word/2018/wordml" xmlns:w16du="http://schemas.microsoft.com/office/word/2023/wordml/word16du" xmlns:w16sdtdh="http://schemas.microsoft.com/office/word/2020/wordml/sdtdatahash" xmlns:w16sdtfl="http://schemas.microsoft.com/office/word/2024/wordml/sdtformatlock" xmlns:w16se="http://schemas.microsoft.com/office/word/2015/wordml/symex" xmlns:wpg="http://schemas.microsoft.com/office/word/2010/wordprocessingGroup" xmlns:wpi="http://schemas.microsoft.com/office/word/2010/wordprocessingInk" xmlns:wne="http://schemas.microsoft.com/office/word/2006/wordml" xmlns:wps="http://schemas.microsoft.com/office/word/2010/wordprocessingShape" mc:Ignorable="w14 w15 w16se w16cid w16 w16cex w16sdtdh w16sdtfl w16du wp14">
+<w:document xmlns:wpc="http://schemas.microsoft.com/office/word/2010/wordprocessingCanvas" xmlns:cx="http://schemas.microsoft.com/office/drawing/2014/chartex" xmlns:cx1="http://schemas.microsoft.com/office/drawing/2015/9/8/chartex" xmlns:cx2="http://schemas.microsoft.com/office/drawing/2015/10/21/chartex" xmlns:cx3="http://schemas.microsoft.com/office/drawing/2016/5/9/chartex" xmlns:cx4="http://schemas.microsoft.com/office/drawing/2016/5/10/chartex" xmlns:cx5="http://schemas.microsoft.com/office/drawing/2016/5/11/chartex" xmlns:cx6="http://schemas.microsoft.com/office/drawing/2016/5/12/chartex" xmlns:cx7="http://schemas.microsoft.com/office/drawing/2016/5/13/chartex" xmlns:cx8="http://schemas.microsoft.com/office/drawing/2016/5/14/chartex" xmlns:mc="http://schemas.openxmlformats.org/markup-compatibility/2006" xmlns:aink="http://schemas.microsoft.com/office/drawing/2016/ink" xmlns:am3d="http://schemas.microsoft.com/office/drawing/2017/model3d" xmlns:o="urn:schemas-microsoft-com:office:office" xmlns:oel="http://schemas.microsoft.com/office/2019/extlst" xmlns:r="http://schemas.openxmlformats.org/officeDocument/2006/relationships" xmlns:m="http://schemas.openxmlformats.org/officeDocument/2006/math" xmlns:v="urn:schemas-microsoft-com:vml" xmlns:wp14="http://schemas.microsoft.com/office/word/2010/wordprocessingDrawing" xmlns:wp="http://schemas.openxmlformats.org/drawingml/2006/wordprocessingDrawing" xmlns:w10="urn:schemas-microsoft-com:office:word" xmlns:w="http://schemas.openxmlformats.org/wordprocessingml/2006/main" xmlns:w14="http://schemas.microsoft.com/office/word/2010/wordml" xmlns:w15="http://schemas.microsoft.com/office/word/2012/wordml" xmlns:w16cei="http://schemas.microsoft.com/office/word/2026/wordml/cei" xmlns:w16cex="http://schemas.microsoft.com/office/word/2018/wordml/cex" xmlns:w16cid="http://schemas.microsoft.com/office/word/2016/wordml/cid" xmlns:w16="http://schemas.microsoft.com/office/word/2018/wordml" xmlns:w16du="http://schemas.microsoft.com/office/word/2023/wordml/word16du" xmlns:w16sdtdh="http://schemas.microsoft.com/office/word/2020/wordml/sdtdatahash" xmlns:w16sdtfl="http://schemas.microsoft.com/office/word/2024/wordml/sdtformatlock" xmlns:w16se="http://schemas.microsoft.com/office/word/2015/wordml/symex" xmlns:wpg="http://schemas.microsoft.com/office/word/2010/wordprocessingGroup" xmlns:wpi="http://schemas.microsoft.com/office/word/2010/wordprocessingInk" xmlns:wne="http://schemas.microsoft.com/office/word/2006/wordml" xmlns:wps="http://schemas.microsoft.com/office/word/2010/wordprocessingShape" mc:Ignorable="w14 w15 w16se w16cid w16 w16cex w16sdtdh w16sdtfl w16du wp14">
   <w:body>
     <w:p>
       <w:r>
@@ -48,10 +48,10 @@
     <w:p>
       <w:r>
         <w:drawing>
-          <wp:inline distT="0" distB="0" distL="0" distR="0" wp14:anchorId="0E111CDE" wp14:editId="418D3462">
-            <wp:extent cx="3496163" cy="3048425"/>
+          <wp:inline distT="0" distB="0" distL="0" distR="0" wp14:anchorId="28C5E6D8" wp14:editId="4B35A4D1">
+            <wp:extent cx="3515216" cy="4258269"/>
             <wp:effectExtent l="0" t="0" r="9525" b="0"/>
-            <wp:docPr id="657079532" name="Picture 1"/>
+            <wp:docPr id="1967869937" name="Picture 1"/>
             <wp:cNvGraphicFramePr>
               <a:graphicFrameLocks xmlns:a="http://schemas.openxmlformats.org/drawingml/2006/main" noChangeAspect="1"/>
             </wp:cNvGraphicFramePr>
@@ -59,7 +59,7 @@
               <a:graphicData uri="http://schemas.openxmlformats.org/drawingml/2006/picture">
                 <pic:pic xmlns:pic="http://schemas.openxmlformats.org/drawingml/2006/picture">
                   <pic:nvPicPr>
-                    <pic:cNvPr id="657079532" name=""/>
+                    <pic:cNvPr id="1967869937" name=""/>
                     <pic:cNvPicPr/>
                   </pic:nvPicPr>
                   <pic:blipFill>
@@ -71,7 +71,7 @@
                   <pic:spPr>
                     <a:xfrm>
                       <a:off x="0" y="0"/>
-                      <a:ext cx="3496163" cy="3048425"/>
+                      <a:ext cx="3515216" cy="4258269"/>
                     </a:xfrm>
                     <a:prstGeom prst="rect">
                       <a:avLst/>
@@ -84,9 +84,6 @@
         </w:drawing>
       </w:r>
     </w:p>
-    <w:p/>
-    <w:p/>
-    <w:p/>
     <w:p/>
     <w:p/>
     <w:p/>
@@ -180,11 +177,14 @@
     </w:p>
     <w:p>
       <w:r>
+        <w:rPr>
+          <w:noProof/>
+        </w:rPr>
         <w:lastRenderedPageBreak/>
         <w:drawing>
-          <wp:inline distT="0" distB="0" distL="0" distR="0" wp14:anchorId="7CC0BB6B" wp14:editId="08E2F47B">
-            <wp:extent cx="5715798" cy="1581371"/>
-            <wp:effectExtent l="0" t="0" r="0" b="0"/>
+          <wp:inline distT="0" distB="0" distL="0" distR="0" wp14:anchorId="7CC0BB6B" wp14:editId="60D7E564">
+            <wp:extent cx="4097547" cy="1133655"/>
+            <wp:effectExtent l="0" t="0" r="0" b="9525"/>
             <wp:docPr id="1477290744" name="Picture 1"/>
             <wp:cNvGraphicFramePr>
               <a:graphicFrameLocks xmlns:a="http://schemas.openxmlformats.org/drawingml/2006/main" noChangeAspect="1"/>
@@ -205,7 +205,46 @@
                   <pic:spPr>
                     <a:xfrm>
                       <a:off x="0" y="0"/>
-                      <a:ext cx="5715798" cy="1581371"/>
+                      <a:ext cx="4151534" cy="1148591"/>
+                    </a:xfrm>
+                    <a:prstGeom prst="rect">
+                      <a:avLst/>
+                    </a:prstGeom>
+                  </pic:spPr>
+                </pic:pic>
+              </a:graphicData>
+            </a:graphic>
+          </wp:inline>
+        </w:drawing>
+      </w:r>
+    </w:p>
+    <w:p>
+      <w:r>
+        <w:drawing>
+          <wp:inline distT="0" distB="0" distL="0" distR="0" wp14:anchorId="7BA03D95" wp14:editId="31EB9153">
+            <wp:extent cx="8811051" cy="4977442"/>
+            <wp:effectExtent l="0" t="0" r="0" b="0"/>
+            <wp:docPr id="695569026" name="Picture 1"/>
+            <wp:cNvGraphicFramePr>
+              <a:graphicFrameLocks xmlns:a="http://schemas.openxmlformats.org/drawingml/2006/main" noChangeAspect="1"/>
+            </wp:cNvGraphicFramePr>
+            <a:graphic xmlns:a="http://schemas.openxmlformats.org/drawingml/2006/main">
+              <a:graphicData uri="http://schemas.openxmlformats.org/drawingml/2006/picture">
+                <pic:pic xmlns:pic="http://schemas.openxmlformats.org/drawingml/2006/picture">
+                  <pic:nvPicPr>
+                    <pic:cNvPr id="695569026" name=""/>
+                    <pic:cNvPicPr/>
+                  </pic:nvPicPr>
+                  <pic:blipFill>
+                    <a:blip r:embed="rId10"/>
+                    <a:stretch>
+                      <a:fillRect/>
+                    </a:stretch>
+                  </pic:blipFill>
+                  <pic:spPr>
+                    <a:xfrm>
+                      <a:off x="0" y="0"/>
+                      <a:ext cx="8837696" cy="4992494"/>
                     </a:xfrm>
                     <a:prstGeom prst="rect">
                       <a:avLst/>
@@ -219,6 +258,652 @@
       </w:r>
     </w:p>
     <w:p/>
+    <w:p>
+      <w:r>
+        <w:lastRenderedPageBreak/>
+        <w:drawing>
+          <wp:inline distT="0" distB="0" distL="0" distR="0" wp14:anchorId="2D6BC24C" wp14:editId="7B09A935">
+            <wp:extent cx="8863330" cy="5020945"/>
+            <wp:effectExtent l="0" t="0" r="0" b="8255"/>
+            <wp:docPr id="465447658" name="Picture 1"/>
+            <wp:cNvGraphicFramePr>
+              <a:graphicFrameLocks xmlns:a="http://schemas.openxmlformats.org/drawingml/2006/main" noChangeAspect="1"/>
+            </wp:cNvGraphicFramePr>
+            <a:graphic xmlns:a="http://schemas.openxmlformats.org/drawingml/2006/main">
+              <a:graphicData uri="http://schemas.openxmlformats.org/drawingml/2006/picture">
+                <pic:pic xmlns:pic="http://schemas.openxmlformats.org/drawingml/2006/picture">
+                  <pic:nvPicPr>
+                    <pic:cNvPr id="465447658" name=""/>
+                    <pic:cNvPicPr/>
+                  </pic:nvPicPr>
+                  <pic:blipFill>
+                    <a:blip r:embed="rId11"/>
+                    <a:stretch>
+                      <a:fillRect/>
+                    </a:stretch>
+                  </pic:blipFill>
+                  <pic:spPr>
+                    <a:xfrm>
+                      <a:off x="0" y="0"/>
+                      <a:ext cx="8863330" cy="5020945"/>
+                    </a:xfrm>
+                    <a:prstGeom prst="rect">
+                      <a:avLst/>
+                    </a:prstGeom>
+                  </pic:spPr>
+                </pic:pic>
+              </a:graphicData>
+            </a:graphic>
+          </wp:inline>
+        </w:drawing>
+      </w:r>
+    </w:p>
+    <w:p>
+      <w:r>
+        <w:lastRenderedPageBreak/>
+        <w:drawing>
+          <wp:inline distT="0" distB="0" distL="0" distR="0" wp14:anchorId="10E55E53" wp14:editId="5D2C173B">
+            <wp:extent cx="8863330" cy="5001895"/>
+            <wp:effectExtent l="0" t="0" r="0" b="8255"/>
+            <wp:docPr id="204790987" name="Picture 1"/>
+            <wp:cNvGraphicFramePr>
+              <a:graphicFrameLocks xmlns:a="http://schemas.openxmlformats.org/drawingml/2006/main" noChangeAspect="1"/>
+            </wp:cNvGraphicFramePr>
+            <a:graphic xmlns:a="http://schemas.openxmlformats.org/drawingml/2006/main">
+              <a:graphicData uri="http://schemas.openxmlformats.org/drawingml/2006/picture">
+                <pic:pic xmlns:pic="http://schemas.openxmlformats.org/drawingml/2006/picture">
+                  <pic:nvPicPr>
+                    <pic:cNvPr id="204790987" name=""/>
+                    <pic:cNvPicPr/>
+                  </pic:nvPicPr>
+                  <pic:blipFill>
+                    <a:blip r:embed="rId12"/>
+                    <a:stretch>
+                      <a:fillRect/>
+                    </a:stretch>
+                  </pic:blipFill>
+                  <pic:spPr>
+                    <a:xfrm>
+                      <a:off x="0" y="0"/>
+                      <a:ext cx="8863330" cy="5001895"/>
+                    </a:xfrm>
+                    <a:prstGeom prst="rect">
+                      <a:avLst/>
+                    </a:prstGeom>
+                  </pic:spPr>
+                </pic:pic>
+              </a:graphicData>
+            </a:graphic>
+          </wp:inline>
+        </w:drawing>
+      </w:r>
+    </w:p>
+    <w:p>
+      <w:r>
+        <w:lastRenderedPageBreak/>
+        <w:drawing>
+          <wp:inline distT="0" distB="0" distL="0" distR="0" wp14:anchorId="2E4C393C" wp14:editId="617DE0E6">
+            <wp:extent cx="8863330" cy="5188585"/>
+            <wp:effectExtent l="0" t="0" r="0" b="0"/>
+            <wp:docPr id="1456045361" name="Picture 1"/>
+            <wp:cNvGraphicFramePr>
+              <a:graphicFrameLocks xmlns:a="http://schemas.openxmlformats.org/drawingml/2006/main" noChangeAspect="1"/>
+            </wp:cNvGraphicFramePr>
+            <a:graphic xmlns:a="http://schemas.openxmlformats.org/drawingml/2006/main">
+              <a:graphicData uri="http://schemas.openxmlformats.org/drawingml/2006/picture">
+                <pic:pic xmlns:pic="http://schemas.openxmlformats.org/drawingml/2006/picture">
+                  <pic:nvPicPr>
+                    <pic:cNvPr id="1456045361" name=""/>
+                    <pic:cNvPicPr/>
+                  </pic:nvPicPr>
+                  <pic:blipFill>
+                    <a:blip r:embed="rId13"/>
+                    <a:stretch>
+                      <a:fillRect/>
+                    </a:stretch>
+                  </pic:blipFill>
+                  <pic:spPr>
+                    <a:xfrm>
+                      <a:off x="0" y="0"/>
+                      <a:ext cx="8863330" cy="5188585"/>
+                    </a:xfrm>
+                    <a:prstGeom prst="rect">
+                      <a:avLst/>
+                    </a:prstGeom>
+                  </pic:spPr>
+                </pic:pic>
+              </a:graphicData>
+            </a:graphic>
+          </wp:inline>
+        </w:drawing>
+      </w:r>
+    </w:p>
+    <w:p>
+      <w:r>
+        <w:lastRenderedPageBreak/>
+        <w:drawing>
+          <wp:inline distT="0" distB="0" distL="0" distR="0" wp14:anchorId="02A196EA" wp14:editId="0E12BD91">
+            <wp:extent cx="8863330" cy="2740660"/>
+            <wp:effectExtent l="0" t="0" r="0" b="2540"/>
+            <wp:docPr id="778462561" name="Picture 1"/>
+            <wp:cNvGraphicFramePr>
+              <a:graphicFrameLocks xmlns:a="http://schemas.openxmlformats.org/drawingml/2006/main" noChangeAspect="1"/>
+            </wp:cNvGraphicFramePr>
+            <a:graphic xmlns:a="http://schemas.openxmlformats.org/drawingml/2006/main">
+              <a:graphicData uri="http://schemas.openxmlformats.org/drawingml/2006/picture">
+                <pic:pic xmlns:pic="http://schemas.openxmlformats.org/drawingml/2006/picture">
+                  <pic:nvPicPr>
+                    <pic:cNvPr id="778462561" name=""/>
+                    <pic:cNvPicPr/>
+                  </pic:nvPicPr>
+                  <pic:blipFill>
+                    <a:blip r:embed="rId14"/>
+                    <a:stretch>
+                      <a:fillRect/>
+                    </a:stretch>
+                  </pic:blipFill>
+                  <pic:spPr>
+                    <a:xfrm>
+                      <a:off x="0" y="0"/>
+                      <a:ext cx="8863330" cy="2740660"/>
+                    </a:xfrm>
+                    <a:prstGeom prst="rect">
+                      <a:avLst/>
+                    </a:prstGeom>
+                  </pic:spPr>
+                </pic:pic>
+              </a:graphicData>
+            </a:graphic>
+          </wp:inline>
+        </w:drawing>
+      </w:r>
+    </w:p>
+    <w:p>
+      <w:r>
+        <w:lastRenderedPageBreak/>
+        <w:drawing>
+          <wp:inline distT="0" distB="0" distL="0" distR="0" wp14:anchorId="4A8E7202" wp14:editId="27686747">
+            <wp:extent cx="8863330" cy="5088255"/>
+            <wp:effectExtent l="0" t="0" r="0" b="0"/>
+            <wp:docPr id="1291250877" name="Picture 1"/>
+            <wp:cNvGraphicFramePr>
+              <a:graphicFrameLocks xmlns:a="http://schemas.openxmlformats.org/drawingml/2006/main" noChangeAspect="1"/>
+            </wp:cNvGraphicFramePr>
+            <a:graphic xmlns:a="http://schemas.openxmlformats.org/drawingml/2006/main">
+              <a:graphicData uri="http://schemas.openxmlformats.org/drawingml/2006/picture">
+                <pic:pic xmlns:pic="http://schemas.openxmlformats.org/drawingml/2006/picture">
+                  <pic:nvPicPr>
+                    <pic:cNvPr id="1291250877" name=""/>
+                    <pic:cNvPicPr/>
+                  </pic:nvPicPr>
+                  <pic:blipFill>
+                    <a:blip r:embed="rId15"/>
+                    <a:stretch>
+                      <a:fillRect/>
+                    </a:stretch>
+                  </pic:blipFill>
+                  <pic:spPr>
+                    <a:xfrm>
+                      <a:off x="0" y="0"/>
+                      <a:ext cx="8863330" cy="5088255"/>
+                    </a:xfrm>
+                    <a:prstGeom prst="rect">
+                      <a:avLst/>
+                    </a:prstGeom>
+                  </pic:spPr>
+                </pic:pic>
+              </a:graphicData>
+            </a:graphic>
+          </wp:inline>
+        </w:drawing>
+      </w:r>
+    </w:p>
+    <w:p>
+      <w:r>
+        <w:lastRenderedPageBreak/>
+        <w:drawing>
+          <wp:inline distT="0" distB="0" distL="0" distR="0" wp14:anchorId="50102BB9" wp14:editId="4F4A32C2">
+            <wp:extent cx="9099500" cy="5124091"/>
+            <wp:effectExtent l="0" t="0" r="6985" b="635"/>
+            <wp:docPr id="536002341" name="Picture 1"/>
+            <wp:cNvGraphicFramePr>
+              <a:graphicFrameLocks xmlns:a="http://schemas.openxmlformats.org/drawingml/2006/main" noChangeAspect="1"/>
+            </wp:cNvGraphicFramePr>
+            <a:graphic xmlns:a="http://schemas.openxmlformats.org/drawingml/2006/main">
+              <a:graphicData uri="http://schemas.openxmlformats.org/drawingml/2006/picture">
+                <pic:pic xmlns:pic="http://schemas.openxmlformats.org/drawingml/2006/picture">
+                  <pic:nvPicPr>
+                    <pic:cNvPr id="536002341" name=""/>
+                    <pic:cNvPicPr/>
+                  </pic:nvPicPr>
+                  <pic:blipFill>
+                    <a:blip r:embed="rId16"/>
+                    <a:stretch>
+                      <a:fillRect/>
+                    </a:stretch>
+                  </pic:blipFill>
+                  <pic:spPr>
+                    <a:xfrm>
+                      <a:off x="0" y="0"/>
+                      <a:ext cx="9112687" cy="5131517"/>
+                    </a:xfrm>
+                    <a:prstGeom prst="rect">
+                      <a:avLst/>
+                    </a:prstGeom>
+                  </pic:spPr>
+                </pic:pic>
+              </a:graphicData>
+            </a:graphic>
+          </wp:inline>
+        </w:drawing>
+      </w:r>
+    </w:p>
+    <w:p>
+      <w:r>
+        <w:lastRenderedPageBreak/>
+        <w:drawing>
+          <wp:inline distT="0" distB="0" distL="0" distR="0" wp14:anchorId="6DE7FC4C" wp14:editId="77C6F009">
+            <wp:extent cx="7983064" cy="5372850"/>
+            <wp:effectExtent l="0" t="0" r="0" b="0"/>
+            <wp:docPr id="1899112096" name="Picture 1"/>
+            <wp:cNvGraphicFramePr>
+              <a:graphicFrameLocks xmlns:a="http://schemas.openxmlformats.org/drawingml/2006/main" noChangeAspect="1"/>
+            </wp:cNvGraphicFramePr>
+            <a:graphic xmlns:a="http://schemas.openxmlformats.org/drawingml/2006/main">
+              <a:graphicData uri="http://schemas.openxmlformats.org/drawingml/2006/picture">
+                <pic:pic xmlns:pic="http://schemas.openxmlformats.org/drawingml/2006/picture">
+                  <pic:nvPicPr>
+                    <pic:cNvPr id="1899112096" name=""/>
+                    <pic:cNvPicPr/>
+                  </pic:nvPicPr>
+                  <pic:blipFill>
+                    <a:blip r:embed="rId17"/>
+                    <a:stretch>
+                      <a:fillRect/>
+                    </a:stretch>
+                  </pic:blipFill>
+                  <pic:spPr>
+                    <a:xfrm>
+                      <a:off x="0" y="0"/>
+                      <a:ext cx="7983064" cy="5372850"/>
+                    </a:xfrm>
+                    <a:prstGeom prst="rect">
+                      <a:avLst/>
+                    </a:prstGeom>
+                  </pic:spPr>
+                </pic:pic>
+              </a:graphicData>
+            </a:graphic>
+          </wp:inline>
+        </w:drawing>
+      </w:r>
+    </w:p>
+    <w:p>
+      <w:r>
+        <w:lastRenderedPageBreak/>
+        <w:drawing>
+          <wp:inline distT="0" distB="0" distL="0" distR="0" wp14:anchorId="4B861EDA" wp14:editId="036C977A">
+            <wp:extent cx="8005313" cy="6250868"/>
+            <wp:effectExtent l="0" t="0" r="0" b="0"/>
+            <wp:docPr id="487711071" name="Picture 1"/>
+            <wp:cNvGraphicFramePr>
+              <a:graphicFrameLocks xmlns:a="http://schemas.openxmlformats.org/drawingml/2006/main" noChangeAspect="1"/>
+            </wp:cNvGraphicFramePr>
+            <a:graphic xmlns:a="http://schemas.openxmlformats.org/drawingml/2006/main">
+              <a:graphicData uri="http://schemas.openxmlformats.org/drawingml/2006/picture">
+                <pic:pic xmlns:pic="http://schemas.openxmlformats.org/drawingml/2006/picture">
+                  <pic:nvPicPr>
+                    <pic:cNvPr id="487711071" name=""/>
+                    <pic:cNvPicPr/>
+                  </pic:nvPicPr>
+                  <pic:blipFill>
+                    <a:blip r:embed="rId18"/>
+                    <a:stretch>
+                      <a:fillRect/>
+                    </a:stretch>
+                  </pic:blipFill>
+                  <pic:spPr>
+                    <a:xfrm>
+                      <a:off x="0" y="0"/>
+                      <a:ext cx="8014941" cy="6258386"/>
+                    </a:xfrm>
+                    <a:prstGeom prst="rect">
+                      <a:avLst/>
+                    </a:prstGeom>
+                  </pic:spPr>
+                </pic:pic>
+              </a:graphicData>
+            </a:graphic>
+          </wp:inline>
+        </w:drawing>
+      </w:r>
+    </w:p>
+    <w:p>
+      <w:r>
+        <w:lastRenderedPageBreak/>
+        <w:drawing>
+          <wp:inline distT="0" distB="0" distL="0" distR="0" wp14:anchorId="4AF4C9D1" wp14:editId="2BEF2CB8">
+            <wp:extent cx="4677428" cy="4220164"/>
+            <wp:effectExtent l="0" t="0" r="8890" b="9525"/>
+            <wp:docPr id="644535975" name="Picture 1"/>
+            <wp:cNvGraphicFramePr>
+              <a:graphicFrameLocks xmlns:a="http://schemas.openxmlformats.org/drawingml/2006/main" noChangeAspect="1"/>
+            </wp:cNvGraphicFramePr>
+            <a:graphic xmlns:a="http://schemas.openxmlformats.org/drawingml/2006/main">
+              <a:graphicData uri="http://schemas.openxmlformats.org/drawingml/2006/picture">
+                <pic:pic xmlns:pic="http://schemas.openxmlformats.org/drawingml/2006/picture">
+                  <pic:nvPicPr>
+                    <pic:cNvPr id="644535975" name=""/>
+                    <pic:cNvPicPr/>
+                  </pic:nvPicPr>
+                  <pic:blipFill>
+                    <a:blip r:embed="rId19"/>
+                    <a:stretch>
+                      <a:fillRect/>
+                    </a:stretch>
+                  </pic:blipFill>
+                  <pic:spPr>
+                    <a:xfrm>
+                      <a:off x="0" y="0"/>
+                      <a:ext cx="4677428" cy="4220164"/>
+                    </a:xfrm>
+                    <a:prstGeom prst="rect">
+                      <a:avLst/>
+                    </a:prstGeom>
+                  </pic:spPr>
+                </pic:pic>
+              </a:graphicData>
+            </a:graphic>
+          </wp:inline>
+        </w:drawing>
+      </w:r>
+    </w:p>
+    <w:p>
+      <w:r>
+        <w:lastRenderedPageBreak/>
+        <w:drawing>
+          <wp:inline distT="0" distB="0" distL="0" distR="0" wp14:anchorId="5B6D43CE" wp14:editId="20F62859">
+            <wp:extent cx="8863330" cy="4866640"/>
+            <wp:effectExtent l="0" t="0" r="0" b="0"/>
+            <wp:docPr id="1870929434" name="Picture 1"/>
+            <wp:cNvGraphicFramePr>
+              <a:graphicFrameLocks xmlns:a="http://schemas.openxmlformats.org/drawingml/2006/main" noChangeAspect="1"/>
+            </wp:cNvGraphicFramePr>
+            <a:graphic xmlns:a="http://schemas.openxmlformats.org/drawingml/2006/main">
+              <a:graphicData uri="http://schemas.openxmlformats.org/drawingml/2006/picture">
+                <pic:pic xmlns:pic="http://schemas.openxmlformats.org/drawingml/2006/picture">
+                  <pic:nvPicPr>
+                    <pic:cNvPr id="1870929434" name=""/>
+                    <pic:cNvPicPr/>
+                  </pic:nvPicPr>
+                  <pic:blipFill>
+                    <a:blip r:embed="rId20"/>
+                    <a:stretch>
+                      <a:fillRect/>
+                    </a:stretch>
+                  </pic:blipFill>
+                  <pic:spPr>
+                    <a:xfrm>
+                      <a:off x="0" y="0"/>
+                      <a:ext cx="8863330" cy="4866640"/>
+                    </a:xfrm>
+                    <a:prstGeom prst="rect">
+                      <a:avLst/>
+                    </a:prstGeom>
+                  </pic:spPr>
+                </pic:pic>
+              </a:graphicData>
+            </a:graphic>
+          </wp:inline>
+        </w:drawing>
+      </w:r>
+    </w:p>
+    <w:p/>
+    <w:p/>
+    <w:p/>
+    <w:p/>
+    <w:p/>
+    <w:p>
+      <w:r>
+        <w:lastRenderedPageBreak/>
+        <w:drawing>
+          <wp:inline distT="0" distB="0" distL="0" distR="0" wp14:anchorId="2A0179CC" wp14:editId="15AA5EC8">
+            <wp:extent cx="8754697" cy="819264"/>
+            <wp:effectExtent l="0" t="0" r="8890" b="0"/>
+            <wp:docPr id="829081737" name="Picture 1"/>
+            <wp:cNvGraphicFramePr>
+              <a:graphicFrameLocks xmlns:a="http://schemas.openxmlformats.org/drawingml/2006/main" noChangeAspect="1"/>
+            </wp:cNvGraphicFramePr>
+            <a:graphic xmlns:a="http://schemas.openxmlformats.org/drawingml/2006/main">
+              <a:graphicData uri="http://schemas.openxmlformats.org/drawingml/2006/picture">
+                <pic:pic xmlns:pic="http://schemas.openxmlformats.org/drawingml/2006/picture">
+                  <pic:nvPicPr>
+                    <pic:cNvPr id="829081737" name=""/>
+                    <pic:cNvPicPr/>
+                  </pic:nvPicPr>
+                  <pic:blipFill>
+                    <a:blip r:embed="rId21"/>
+                    <a:stretch>
+                      <a:fillRect/>
+                    </a:stretch>
+                  </pic:blipFill>
+                  <pic:spPr>
+                    <a:xfrm>
+                      <a:off x="0" y="0"/>
+                      <a:ext cx="8754697" cy="819264"/>
+                    </a:xfrm>
+                    <a:prstGeom prst="rect">
+                      <a:avLst/>
+                    </a:prstGeom>
+                  </pic:spPr>
+                </pic:pic>
+              </a:graphicData>
+            </a:graphic>
+          </wp:inline>
+        </w:drawing>
+      </w:r>
+    </w:p>
+    <w:p>
+      <w:r>
+        <w:drawing>
+          <wp:inline distT="0" distB="0" distL="0" distR="0" wp14:anchorId="7E06FB5B" wp14:editId="6CE5C0FD">
+            <wp:extent cx="6849431" cy="2638793"/>
+            <wp:effectExtent l="0" t="0" r="8890" b="9525"/>
+            <wp:docPr id="732838201" name="Picture 1"/>
+            <wp:cNvGraphicFramePr>
+              <a:graphicFrameLocks xmlns:a="http://schemas.openxmlformats.org/drawingml/2006/main" noChangeAspect="1"/>
+            </wp:cNvGraphicFramePr>
+            <a:graphic xmlns:a="http://schemas.openxmlformats.org/drawingml/2006/main">
+              <a:graphicData uri="http://schemas.openxmlformats.org/drawingml/2006/picture">
+                <pic:pic xmlns:pic="http://schemas.openxmlformats.org/drawingml/2006/picture">
+                  <pic:nvPicPr>
+                    <pic:cNvPr id="732838201" name=""/>
+                    <pic:cNvPicPr/>
+                  </pic:nvPicPr>
+                  <pic:blipFill>
+                    <a:blip r:embed="rId22"/>
+                    <a:stretch>
+                      <a:fillRect/>
+                    </a:stretch>
+                  </pic:blipFill>
+                  <pic:spPr>
+                    <a:xfrm>
+                      <a:off x="0" y="0"/>
+                      <a:ext cx="6849431" cy="2638793"/>
+                    </a:xfrm>
+                    <a:prstGeom prst="rect">
+                      <a:avLst/>
+                    </a:prstGeom>
+                  </pic:spPr>
+                </pic:pic>
+              </a:graphicData>
+            </a:graphic>
+          </wp:inline>
+        </w:drawing>
+      </w:r>
+    </w:p>
+    <w:p>
+      <w:r>
+        <w:lastRenderedPageBreak/>
+        <w:drawing>
+          <wp:inline distT="0" distB="0" distL="0" distR="0" wp14:anchorId="18AC13A4" wp14:editId="5D031C72">
+            <wp:extent cx="8863330" cy="4952365"/>
+            <wp:effectExtent l="0" t="0" r="0" b="635"/>
+            <wp:docPr id="1339808972" name="Picture 1"/>
+            <wp:cNvGraphicFramePr>
+              <a:graphicFrameLocks xmlns:a="http://schemas.openxmlformats.org/drawingml/2006/main" noChangeAspect="1"/>
+            </wp:cNvGraphicFramePr>
+            <a:graphic xmlns:a="http://schemas.openxmlformats.org/drawingml/2006/main">
+              <a:graphicData uri="http://schemas.openxmlformats.org/drawingml/2006/picture">
+                <pic:pic xmlns:pic="http://schemas.openxmlformats.org/drawingml/2006/picture">
+                  <pic:nvPicPr>
+                    <pic:cNvPr id="1339808972" name=""/>
+                    <pic:cNvPicPr/>
+                  </pic:nvPicPr>
+                  <pic:blipFill>
+                    <a:blip r:embed="rId23"/>
+                    <a:stretch>
+                      <a:fillRect/>
+                    </a:stretch>
+                  </pic:blipFill>
+                  <pic:spPr>
+                    <a:xfrm>
+                      <a:off x="0" y="0"/>
+                      <a:ext cx="8863330" cy="4952365"/>
+                    </a:xfrm>
+                    <a:prstGeom prst="rect">
+                      <a:avLst/>
+                    </a:prstGeom>
+                  </pic:spPr>
+                </pic:pic>
+              </a:graphicData>
+            </a:graphic>
+          </wp:inline>
+        </w:drawing>
+      </w:r>
+    </w:p>
+    <w:p>
+      <w:r>
+        <w:lastRenderedPageBreak/>
+        <w:drawing>
+          <wp:inline distT="0" distB="0" distL="0" distR="0" wp14:anchorId="3393057C" wp14:editId="6D3DAFD9">
+            <wp:extent cx="8863330" cy="5252720"/>
+            <wp:effectExtent l="0" t="0" r="0" b="5080"/>
+            <wp:docPr id="469976219" name="Picture 1"/>
+            <wp:cNvGraphicFramePr>
+              <a:graphicFrameLocks xmlns:a="http://schemas.openxmlformats.org/drawingml/2006/main" noChangeAspect="1"/>
+            </wp:cNvGraphicFramePr>
+            <a:graphic xmlns:a="http://schemas.openxmlformats.org/drawingml/2006/main">
+              <a:graphicData uri="http://schemas.openxmlformats.org/drawingml/2006/picture">
+                <pic:pic xmlns:pic="http://schemas.openxmlformats.org/drawingml/2006/picture">
+                  <pic:nvPicPr>
+                    <pic:cNvPr id="469976219" name=""/>
+                    <pic:cNvPicPr/>
+                  </pic:nvPicPr>
+                  <pic:blipFill>
+                    <a:blip r:embed="rId24"/>
+                    <a:stretch>
+                      <a:fillRect/>
+                    </a:stretch>
+                  </pic:blipFill>
+                  <pic:spPr>
+                    <a:xfrm>
+                      <a:off x="0" y="0"/>
+                      <a:ext cx="8863330" cy="5252720"/>
+                    </a:xfrm>
+                    <a:prstGeom prst="rect">
+                      <a:avLst/>
+                    </a:prstGeom>
+                  </pic:spPr>
+                </pic:pic>
+              </a:graphicData>
+            </a:graphic>
+          </wp:inline>
+        </w:drawing>
+      </w:r>
+    </w:p>
+    <w:p>
+      <w:r>
+        <w:lastRenderedPageBreak/>
+        <w:drawing>
+          <wp:inline distT="0" distB="0" distL="0" distR="0" wp14:anchorId="00EB18C6" wp14:editId="64864655">
+            <wp:extent cx="8863330" cy="5043805"/>
+            <wp:effectExtent l="0" t="0" r="0" b="4445"/>
+            <wp:docPr id="1947077146" name="Picture 1"/>
+            <wp:cNvGraphicFramePr>
+              <a:graphicFrameLocks xmlns:a="http://schemas.openxmlformats.org/drawingml/2006/main" noChangeAspect="1"/>
+            </wp:cNvGraphicFramePr>
+            <a:graphic xmlns:a="http://schemas.openxmlformats.org/drawingml/2006/main">
+              <a:graphicData uri="http://schemas.openxmlformats.org/drawingml/2006/picture">
+                <pic:pic xmlns:pic="http://schemas.openxmlformats.org/drawingml/2006/picture">
+                  <pic:nvPicPr>
+                    <pic:cNvPr id="1947077146" name=""/>
+                    <pic:cNvPicPr/>
+                  </pic:nvPicPr>
+                  <pic:blipFill>
+                    <a:blip r:embed="rId25"/>
+                    <a:stretch>
+                      <a:fillRect/>
+                    </a:stretch>
+                  </pic:blipFill>
+                  <pic:spPr>
+                    <a:xfrm>
+                      <a:off x="0" y="0"/>
+                      <a:ext cx="8863330" cy="5043805"/>
+                    </a:xfrm>
+                    <a:prstGeom prst="rect">
+                      <a:avLst/>
+                    </a:prstGeom>
+                  </pic:spPr>
+                </pic:pic>
+              </a:graphicData>
+            </a:graphic>
+          </wp:inline>
+        </w:drawing>
+      </w:r>
+    </w:p>
+    <w:p>
+      <w:r>
+        <w:lastRenderedPageBreak/>
+        <w:drawing>
+          <wp:inline distT="0" distB="0" distL="0" distR="0" wp14:anchorId="12697D13" wp14:editId="39726459">
+            <wp:extent cx="8863330" cy="3860800"/>
+            <wp:effectExtent l="0" t="0" r="0" b="6350"/>
+            <wp:docPr id="1378874538" name="Picture 1"/>
+            <wp:cNvGraphicFramePr>
+              <a:graphicFrameLocks xmlns:a="http://schemas.openxmlformats.org/drawingml/2006/main" noChangeAspect="1"/>
+            </wp:cNvGraphicFramePr>
+            <a:graphic xmlns:a="http://schemas.openxmlformats.org/drawingml/2006/main">
+              <a:graphicData uri="http://schemas.openxmlformats.org/drawingml/2006/picture">
+                <pic:pic xmlns:pic="http://schemas.openxmlformats.org/drawingml/2006/picture">
+                  <pic:nvPicPr>
+                    <pic:cNvPr id="1378874538" name=""/>
+                    <pic:cNvPicPr/>
+                  </pic:nvPicPr>
+                  <pic:blipFill>
+                    <a:blip r:embed="rId26"/>
+                    <a:stretch>
+                      <a:fillRect/>
+                    </a:stretch>
+                  </pic:blipFill>
+                  <pic:spPr>
+                    <a:xfrm>
+                      <a:off x="0" y="0"/>
+                      <a:ext cx="8863330" cy="3860800"/>
+                    </a:xfrm>
+                    <a:prstGeom prst="rect">
+                      <a:avLst/>
+                    </a:prstGeom>
+                  </pic:spPr>
+                </pic:pic>
+              </a:graphicData>
+            </a:graphic>
+          </wp:inline>
+        </w:drawing>
+      </w:r>
+    </w:p>
+    <w:p/>
+    <w:p/>
     <w:sectPr>
       <w:pgSz w:w="16838" w:h="11906" w:orient="landscape"/>
       <w:pgMar w:top="851" w:right="1440" w:bottom="568" w:left="1440" w:header="708" w:footer="708" w:gutter="0"/>
@@ -230,7 +915,7 @@
 </file>
 
 <file path=word/numbering.xml><?xml version="1.0" encoding="utf-8"?>
-<w:numbering xmlns:wpc="http://schemas.microsoft.com/office/word/2010/wordprocessingCanvas" xmlns:cx="http://schemas.microsoft.com/office/drawing/2014/chartex" xmlns:cx1="http://schemas.microsoft.com/office/drawing/2015/9/8/chartex" xmlns:cx2="http://schemas.microsoft.com/office/drawing/2015/10/21/chartex" xmlns:cx3="http://schemas.microsoft.com/office/drawing/2016/5/9/chartex" xmlns:cx4="http://schemas.microsoft.com/office/drawing/2016/5/10/chartex" xmlns:cx5="http://schemas.microsoft.com/office/drawing/2016/5/11/chartex" xmlns:cx6="http://schemas.microsoft.com/office/drawing/2016/5/12/chartex" xmlns:cx7="http://schemas.microsoft.com/office/drawing/2016/5/13/chartex" xmlns:cx8="http://schemas.microsoft.com/office/drawing/2016/5/14/chartex" xmlns:mc="http://schemas.openxmlformats.org/markup-compatibility/2006" xmlns:aink="http://schemas.microsoft.com/office/drawing/2016/ink" xmlns:am3d="http://schemas.microsoft.com/office/drawing/2017/model3d" xmlns:o="urn:schemas-microsoft-com:office:office" xmlns:oel="http://schemas.microsoft.com/office/2019/extlst" xmlns:r="http://schemas.openxmlformats.org/officeDocument/2006/relationships" xmlns:m="http://schemas.openxmlformats.org/officeDocument/2006/math" xmlns:v="urn:schemas-microsoft-com:vml" xmlns:wp14="http://schemas.microsoft.com/office/word/2010/wordprocessingDrawing" xmlns:wp="http://schemas.openxmlformats.org/drawingml/2006/wordprocessingDrawing" xmlns:w10="urn:schemas-microsoft-com:office:word" xmlns:w="http://schemas.openxmlformats.org/wordprocessingml/2006/main" xmlns:w14="http://schemas.microsoft.com/office/word/2010/wordml" xmlns:w15="http://schemas.microsoft.com/office/word/2012/wordml" xmlns:w16cex="http://schemas.microsoft.com/office/word/2018/wordml/cex" xmlns:w16cid="http://schemas.microsoft.com/office/word/2016/wordml/cid" xmlns:w16="http://schemas.microsoft.com/office/word/2018/wordml" xmlns:w16du="http://schemas.microsoft.com/office/word/2023/wordml/word16du" xmlns:w16sdtdh="http://schemas.microsoft.com/office/word/2020/wordml/sdtdatahash" xmlns:w16sdtfl="http://schemas.microsoft.com/office/word/2024/wordml/sdtformatlock" xmlns:w16se="http://schemas.microsoft.com/office/word/2015/wordml/symex" xmlns:wpg="http://schemas.microsoft.com/office/word/2010/wordprocessingGroup" xmlns:wpi="http://schemas.microsoft.com/office/word/2010/wordprocessingInk" xmlns:wne="http://schemas.microsoft.com/office/word/2006/wordml" xmlns:wps="http://schemas.microsoft.com/office/word/2010/wordprocessingShape" mc:Ignorable="w14 w15 w16se w16cid w16 w16cex w16sdtdh w16sdtfl w16du wp14">
+<w:numbering xmlns:wpc="http://schemas.microsoft.com/office/word/2010/wordprocessingCanvas" xmlns:cx="http://schemas.microsoft.com/office/drawing/2014/chartex" xmlns:cx1="http://schemas.microsoft.com/office/drawing/2015/9/8/chartex" xmlns:cx2="http://schemas.microsoft.com/office/drawing/2015/10/21/chartex" xmlns:cx3="http://schemas.microsoft.com/office/drawing/2016/5/9/chartex" xmlns:cx4="http://schemas.microsoft.com/office/drawing/2016/5/10/chartex" xmlns:cx5="http://schemas.microsoft.com/office/drawing/2016/5/11/chartex" xmlns:cx6="http://schemas.microsoft.com/office/drawing/2016/5/12/chartex" xmlns:cx7="http://schemas.microsoft.com/office/drawing/2016/5/13/chartex" xmlns:cx8="http://schemas.microsoft.com/office/drawing/2016/5/14/chartex" xmlns:mc="http://schemas.openxmlformats.org/markup-compatibility/2006" xmlns:aink="http://schemas.microsoft.com/office/drawing/2016/ink" xmlns:am3d="http://schemas.microsoft.com/office/drawing/2017/model3d" xmlns:o="urn:schemas-microsoft-com:office:office" xmlns:oel="http://schemas.microsoft.com/office/2019/extlst" xmlns:r="http://schemas.openxmlformats.org/officeDocument/2006/relationships" xmlns:m="http://schemas.openxmlformats.org/officeDocument/2006/math" xmlns:v="urn:schemas-microsoft-com:vml" xmlns:wp14="http://schemas.microsoft.com/office/word/2010/wordprocessingDrawing" xmlns:wp="http://schemas.openxmlformats.org/drawingml/2006/wordprocessingDrawing" xmlns:w10="urn:schemas-microsoft-com:office:word" xmlns:w="http://schemas.openxmlformats.org/wordprocessingml/2006/main" xmlns:w14="http://schemas.microsoft.com/office/word/2010/wordml" xmlns:w15="http://schemas.microsoft.com/office/word/2012/wordml" xmlns:w16cei="http://schemas.microsoft.com/office/word/2026/wordml/cei" xmlns:w16cex="http://schemas.microsoft.com/office/word/2018/wordml/cex" xmlns:w16cid="http://schemas.microsoft.com/office/word/2016/wordml/cid" xmlns:w16="http://schemas.microsoft.com/office/word/2018/wordml" xmlns:w16du="http://schemas.microsoft.com/office/word/2023/wordml/word16du" xmlns:w16sdtdh="http://schemas.microsoft.com/office/word/2020/wordml/sdtdatahash" xmlns:w16sdtfl="http://schemas.microsoft.com/office/word/2024/wordml/sdtformatlock" xmlns:w16se="http://schemas.microsoft.com/office/word/2015/wordml/symex" xmlns:wpg="http://schemas.microsoft.com/office/word/2010/wordprocessingGroup" xmlns:wpi="http://schemas.microsoft.com/office/word/2010/wordprocessingInk" xmlns:wne="http://schemas.microsoft.com/office/word/2006/wordml" xmlns:wps="http://schemas.microsoft.com/office/word/2010/wordprocessingShape" mc:Ignorable="w14 w15 w16se w16cid w16 w16cex w16sdtdh w16sdtfl w16du wp14">
   <w:abstractNum w:abstractNumId="0" w15:restartNumberingAfterBreak="0">
     <w:nsid w:val="07D70394"/>
     <w:multiLevelType w:val="multilevel"/>

--- a/14_ACP01/ACP01 - Module 3.3 - IAM Identity & Access Management.docx
+++ b/14_ACP01/ACP01 - Module 3.3 - IAM Identity & Access Management.docx
@@ -47,6 +47,9 @@
     <w:p/>
     <w:p>
       <w:r>
+        <w:rPr>
+          <w:noProof/>
+        </w:rPr>
         <w:drawing>
           <wp:inline distT="0" distB="0" distL="0" distR="0" wp14:anchorId="28C5E6D8" wp14:editId="4B35A4D1">
             <wp:extent cx="3515216" cy="4258269"/>
@@ -220,6 +223,9 @@
     </w:p>
     <w:p>
       <w:r>
+        <w:rPr>
+          <w:noProof/>
+        </w:rPr>
         <w:drawing>
           <wp:inline distT="0" distB="0" distL="0" distR="0" wp14:anchorId="7BA03D95" wp14:editId="31EB9153">
             <wp:extent cx="8811051" cy="4977442"/>
@@ -260,6 +266,9 @@
     <w:p/>
     <w:p>
       <w:r>
+        <w:rPr>
+          <w:noProof/>
+        </w:rPr>
         <w:lastRenderedPageBreak/>
         <w:drawing>
           <wp:inline distT="0" distB="0" distL="0" distR="0" wp14:anchorId="2D6BC24C" wp14:editId="7B09A935">
@@ -300,6 +309,9 @@
     </w:p>
     <w:p>
       <w:r>
+        <w:rPr>
+          <w:noProof/>
+        </w:rPr>
         <w:lastRenderedPageBreak/>
         <w:drawing>
           <wp:inline distT="0" distB="0" distL="0" distR="0" wp14:anchorId="10E55E53" wp14:editId="5D2C173B">
@@ -340,6 +352,9 @@
     </w:p>
     <w:p>
       <w:r>
+        <w:rPr>
+          <w:noProof/>
+        </w:rPr>
         <w:lastRenderedPageBreak/>
         <w:drawing>
           <wp:inline distT="0" distB="0" distL="0" distR="0" wp14:anchorId="2E4C393C" wp14:editId="617DE0E6">
@@ -380,6 +395,9 @@
     </w:p>
     <w:p>
       <w:r>
+        <w:rPr>
+          <w:noProof/>
+        </w:rPr>
         <w:lastRenderedPageBreak/>
         <w:drawing>
           <wp:inline distT="0" distB="0" distL="0" distR="0" wp14:anchorId="02A196EA" wp14:editId="0E12BD91">
@@ -420,6 +438,9 @@
     </w:p>
     <w:p>
       <w:r>
+        <w:rPr>
+          <w:noProof/>
+        </w:rPr>
         <w:lastRenderedPageBreak/>
         <w:drawing>
           <wp:inline distT="0" distB="0" distL="0" distR="0" wp14:anchorId="4A8E7202" wp14:editId="27686747">
@@ -460,6 +481,9 @@
     </w:p>
     <w:p>
       <w:r>
+        <w:rPr>
+          <w:noProof/>
+        </w:rPr>
         <w:lastRenderedPageBreak/>
         <w:drawing>
           <wp:inline distT="0" distB="0" distL="0" distR="0" wp14:anchorId="50102BB9" wp14:editId="4F4A32C2">
@@ -500,6 +524,9 @@
     </w:p>
     <w:p>
       <w:r>
+        <w:rPr>
+          <w:noProof/>
+        </w:rPr>
         <w:lastRenderedPageBreak/>
         <w:drawing>
           <wp:inline distT="0" distB="0" distL="0" distR="0" wp14:anchorId="6DE7FC4C" wp14:editId="77C6F009">
@@ -540,6 +567,9 @@
     </w:p>
     <w:p>
       <w:r>
+        <w:rPr>
+          <w:noProof/>
+        </w:rPr>
         <w:lastRenderedPageBreak/>
         <w:drawing>
           <wp:inline distT="0" distB="0" distL="0" distR="0" wp14:anchorId="4B861EDA" wp14:editId="036C977A">
@@ -580,6 +610,9 @@
     </w:p>
     <w:p>
       <w:r>
+        <w:rPr>
+          <w:noProof/>
+        </w:rPr>
         <w:lastRenderedPageBreak/>
         <w:drawing>
           <wp:inline distT="0" distB="0" distL="0" distR="0" wp14:anchorId="4AF4C9D1" wp14:editId="2BEF2CB8">
@@ -620,6 +653,9 @@
     </w:p>
     <w:p>
       <w:r>
+        <w:rPr>
+          <w:noProof/>
+        </w:rPr>
         <w:lastRenderedPageBreak/>
         <w:drawing>
           <wp:inline distT="0" distB="0" distL="0" distR="0" wp14:anchorId="5B6D43CE" wp14:editId="20F62859">
@@ -665,6 +701,9 @@
     <w:p/>
     <w:p>
       <w:r>
+        <w:rPr>
+          <w:noProof/>
+        </w:rPr>
         <w:lastRenderedPageBreak/>
         <w:drawing>
           <wp:inline distT="0" distB="0" distL="0" distR="0" wp14:anchorId="2A0179CC" wp14:editId="15AA5EC8">
@@ -705,6 +744,9 @@
     </w:p>
     <w:p>
       <w:r>
+        <w:rPr>
+          <w:noProof/>
+        </w:rPr>
         <w:drawing>
           <wp:inline distT="0" distB="0" distL="0" distR="0" wp14:anchorId="7E06FB5B" wp14:editId="6CE5C0FD">
             <wp:extent cx="6849431" cy="2638793"/>
@@ -744,6 +786,9 @@
     </w:p>
     <w:p>
       <w:r>
+        <w:rPr>
+          <w:noProof/>
+        </w:rPr>
         <w:lastRenderedPageBreak/>
         <w:drawing>
           <wp:inline distT="0" distB="0" distL="0" distR="0" wp14:anchorId="18AC13A4" wp14:editId="5D031C72">
@@ -784,6 +829,9 @@
     </w:p>
     <w:p>
       <w:r>
+        <w:rPr>
+          <w:noProof/>
+        </w:rPr>
         <w:lastRenderedPageBreak/>
         <w:drawing>
           <wp:inline distT="0" distB="0" distL="0" distR="0" wp14:anchorId="3393057C" wp14:editId="6D3DAFD9">
@@ -824,6 +872,9 @@
     </w:p>
     <w:p>
       <w:r>
+        <w:rPr>
+          <w:noProof/>
+        </w:rPr>
         <w:lastRenderedPageBreak/>
         <w:drawing>
           <wp:inline distT="0" distB="0" distL="0" distR="0" wp14:anchorId="00EB18C6" wp14:editId="64864655">
@@ -864,6 +915,9 @@
     </w:p>
     <w:p>
       <w:r>
+        <w:rPr>
+          <w:noProof/>
+        </w:rPr>
         <w:lastRenderedPageBreak/>
         <w:drawing>
           <wp:inline distT="0" distB="0" distL="0" distR="0" wp14:anchorId="12697D13" wp14:editId="39726459">
@@ -904,6 +958,490 @@
     </w:p>
     <w:p/>
     <w:p/>
+    <w:p/>
+    <w:p/>
+    <w:p/>
+    <w:p/>
+    <w:p/>
+    <w:p/>
+    <w:p>
+      <w:r>
+        <w:lastRenderedPageBreak/>
+        <w:drawing>
+          <wp:inline distT="0" distB="0" distL="0" distR="0" wp14:anchorId="0AE15E08" wp14:editId="47686C7B">
+            <wp:extent cx="6573328" cy="1629971"/>
+            <wp:effectExtent l="0" t="0" r="0" b="8890"/>
+            <wp:docPr id="1300336274" name="Picture 1"/>
+            <wp:cNvGraphicFramePr>
+              <a:graphicFrameLocks xmlns:a="http://schemas.openxmlformats.org/drawingml/2006/main" noChangeAspect="1"/>
+            </wp:cNvGraphicFramePr>
+            <a:graphic xmlns:a="http://schemas.openxmlformats.org/drawingml/2006/main">
+              <a:graphicData uri="http://schemas.openxmlformats.org/drawingml/2006/picture">
+                <pic:pic xmlns:pic="http://schemas.openxmlformats.org/drawingml/2006/picture">
+                  <pic:nvPicPr>
+                    <pic:cNvPr id="1300336274" name=""/>
+                    <pic:cNvPicPr/>
+                  </pic:nvPicPr>
+                  <pic:blipFill>
+                    <a:blip r:embed="rId27"/>
+                    <a:stretch>
+                      <a:fillRect/>
+                    </a:stretch>
+                  </pic:blipFill>
+                  <pic:spPr>
+                    <a:xfrm>
+                      <a:off x="0" y="0"/>
+                      <a:ext cx="6615949" cy="1640540"/>
+                    </a:xfrm>
+                    <a:prstGeom prst="rect">
+                      <a:avLst/>
+                    </a:prstGeom>
+                  </pic:spPr>
+                </pic:pic>
+              </a:graphicData>
+            </a:graphic>
+          </wp:inline>
+        </w:drawing>
+      </w:r>
+    </w:p>
+    <w:p>
+      <w:r>
+        <w:drawing>
+          <wp:inline distT="0" distB="0" distL="0" distR="0" wp14:anchorId="48764EDF" wp14:editId="558CA19F">
+            <wp:extent cx="6254151" cy="4512279"/>
+            <wp:effectExtent l="0" t="0" r="0" b="3175"/>
+            <wp:docPr id="825507506" name="Picture 1"/>
+            <wp:cNvGraphicFramePr>
+              <a:graphicFrameLocks xmlns:a="http://schemas.openxmlformats.org/drawingml/2006/main" noChangeAspect="1"/>
+            </wp:cNvGraphicFramePr>
+            <a:graphic xmlns:a="http://schemas.openxmlformats.org/drawingml/2006/main">
+              <a:graphicData uri="http://schemas.openxmlformats.org/drawingml/2006/picture">
+                <pic:pic xmlns:pic="http://schemas.openxmlformats.org/drawingml/2006/picture">
+                  <pic:nvPicPr>
+                    <pic:cNvPr id="825507506" name=""/>
+                    <pic:cNvPicPr/>
+                  </pic:nvPicPr>
+                  <pic:blipFill>
+                    <a:blip r:embed="rId28"/>
+                    <a:stretch>
+                      <a:fillRect/>
+                    </a:stretch>
+                  </pic:blipFill>
+                  <pic:spPr>
+                    <a:xfrm>
+                      <a:off x="0" y="0"/>
+                      <a:ext cx="6262643" cy="4518406"/>
+                    </a:xfrm>
+                    <a:prstGeom prst="rect">
+                      <a:avLst/>
+                    </a:prstGeom>
+                  </pic:spPr>
+                </pic:pic>
+              </a:graphicData>
+            </a:graphic>
+          </wp:inline>
+        </w:drawing>
+      </w:r>
+    </w:p>
+    <w:p/>
+    <w:p>
+      <w:r>
+        <w:lastRenderedPageBreak/>
+        <w:drawing>
+          <wp:inline distT="0" distB="0" distL="0" distR="0" wp14:anchorId="61F6029B" wp14:editId="35CEE287">
+            <wp:extent cx="3029373" cy="1705213"/>
+            <wp:effectExtent l="0" t="0" r="0" b="9525"/>
+            <wp:docPr id="1229421149" name="Picture 1"/>
+            <wp:cNvGraphicFramePr>
+              <a:graphicFrameLocks xmlns:a="http://schemas.openxmlformats.org/drawingml/2006/main" noChangeAspect="1"/>
+            </wp:cNvGraphicFramePr>
+            <a:graphic xmlns:a="http://schemas.openxmlformats.org/drawingml/2006/main">
+              <a:graphicData uri="http://schemas.openxmlformats.org/drawingml/2006/picture">
+                <pic:pic xmlns:pic="http://schemas.openxmlformats.org/drawingml/2006/picture">
+                  <pic:nvPicPr>
+                    <pic:cNvPr id="1229421149" name=""/>
+                    <pic:cNvPicPr/>
+                  </pic:nvPicPr>
+                  <pic:blipFill>
+                    <a:blip r:embed="rId29"/>
+                    <a:stretch>
+                      <a:fillRect/>
+                    </a:stretch>
+                  </pic:blipFill>
+                  <pic:spPr>
+                    <a:xfrm>
+                      <a:off x="0" y="0"/>
+                      <a:ext cx="3029373" cy="1705213"/>
+                    </a:xfrm>
+                    <a:prstGeom prst="rect">
+                      <a:avLst/>
+                    </a:prstGeom>
+                  </pic:spPr>
+                </pic:pic>
+              </a:graphicData>
+            </a:graphic>
+          </wp:inline>
+        </w:drawing>
+      </w:r>
+    </w:p>
+    <w:p>
+      <w:r>
+        <w:lastRenderedPageBreak/>
+        <w:drawing>
+          <wp:inline distT="0" distB="0" distL="0" distR="0" wp14:anchorId="4A00A563" wp14:editId="7494ACFB">
+            <wp:extent cx="8863330" cy="6062980"/>
+            <wp:effectExtent l="0" t="0" r="0" b="0"/>
+            <wp:docPr id="283806683" name="Picture 1"/>
+            <wp:cNvGraphicFramePr>
+              <a:graphicFrameLocks xmlns:a="http://schemas.openxmlformats.org/drawingml/2006/main" noChangeAspect="1"/>
+            </wp:cNvGraphicFramePr>
+            <a:graphic xmlns:a="http://schemas.openxmlformats.org/drawingml/2006/main">
+              <a:graphicData uri="http://schemas.openxmlformats.org/drawingml/2006/picture">
+                <pic:pic xmlns:pic="http://schemas.openxmlformats.org/drawingml/2006/picture">
+                  <pic:nvPicPr>
+                    <pic:cNvPr id="283806683" name=""/>
+                    <pic:cNvPicPr/>
+                  </pic:nvPicPr>
+                  <pic:blipFill>
+                    <a:blip r:embed="rId30"/>
+                    <a:stretch>
+                      <a:fillRect/>
+                    </a:stretch>
+                  </pic:blipFill>
+                  <pic:spPr>
+                    <a:xfrm>
+                      <a:off x="0" y="0"/>
+                      <a:ext cx="8863330" cy="6062980"/>
+                    </a:xfrm>
+                    <a:prstGeom prst="rect">
+                      <a:avLst/>
+                    </a:prstGeom>
+                  </pic:spPr>
+                </pic:pic>
+              </a:graphicData>
+            </a:graphic>
+          </wp:inline>
+        </w:drawing>
+      </w:r>
+    </w:p>
+    <w:p/>
+    <w:p>
+      <w:r>
+        <w:lastRenderedPageBreak/>
+        <w:drawing>
+          <wp:inline distT="0" distB="0" distL="0" distR="0" wp14:anchorId="610862A5" wp14:editId="19BD2E9B">
+            <wp:extent cx="7382905" cy="1533739"/>
+            <wp:effectExtent l="0" t="0" r="8890" b="9525"/>
+            <wp:docPr id="684686975" name="Picture 1"/>
+            <wp:cNvGraphicFramePr>
+              <a:graphicFrameLocks xmlns:a="http://schemas.openxmlformats.org/drawingml/2006/main" noChangeAspect="1"/>
+            </wp:cNvGraphicFramePr>
+            <a:graphic xmlns:a="http://schemas.openxmlformats.org/drawingml/2006/main">
+              <a:graphicData uri="http://schemas.openxmlformats.org/drawingml/2006/picture">
+                <pic:pic xmlns:pic="http://schemas.openxmlformats.org/drawingml/2006/picture">
+                  <pic:nvPicPr>
+                    <pic:cNvPr id="684686975" name=""/>
+                    <pic:cNvPicPr/>
+                  </pic:nvPicPr>
+                  <pic:blipFill>
+                    <a:blip r:embed="rId31"/>
+                    <a:stretch>
+                      <a:fillRect/>
+                    </a:stretch>
+                  </pic:blipFill>
+                  <pic:spPr>
+                    <a:xfrm>
+                      <a:off x="0" y="0"/>
+                      <a:ext cx="7382905" cy="1533739"/>
+                    </a:xfrm>
+                    <a:prstGeom prst="rect">
+                      <a:avLst/>
+                    </a:prstGeom>
+                  </pic:spPr>
+                </pic:pic>
+              </a:graphicData>
+            </a:graphic>
+          </wp:inline>
+        </w:drawing>
+      </w:r>
+    </w:p>
+    <w:p>
+      <w:r>
+        <w:drawing>
+          <wp:inline distT="0" distB="0" distL="0" distR="0" wp14:anchorId="629FE148" wp14:editId="36AA5533">
+            <wp:extent cx="8863330" cy="4888865"/>
+            <wp:effectExtent l="0" t="0" r="0" b="6985"/>
+            <wp:docPr id="424719367" name="Picture 1"/>
+            <wp:cNvGraphicFramePr>
+              <a:graphicFrameLocks xmlns:a="http://schemas.openxmlformats.org/drawingml/2006/main" noChangeAspect="1"/>
+            </wp:cNvGraphicFramePr>
+            <a:graphic xmlns:a="http://schemas.openxmlformats.org/drawingml/2006/main">
+              <a:graphicData uri="http://schemas.openxmlformats.org/drawingml/2006/picture">
+                <pic:pic xmlns:pic="http://schemas.openxmlformats.org/drawingml/2006/picture">
+                  <pic:nvPicPr>
+                    <pic:cNvPr id="424719367" name=""/>
+                    <pic:cNvPicPr/>
+                  </pic:nvPicPr>
+                  <pic:blipFill>
+                    <a:blip r:embed="rId32"/>
+                    <a:stretch>
+                      <a:fillRect/>
+                    </a:stretch>
+                  </pic:blipFill>
+                  <pic:spPr>
+                    <a:xfrm>
+                      <a:off x="0" y="0"/>
+                      <a:ext cx="8863330" cy="4888865"/>
+                    </a:xfrm>
+                    <a:prstGeom prst="rect">
+                      <a:avLst/>
+                    </a:prstGeom>
+                  </pic:spPr>
+                </pic:pic>
+              </a:graphicData>
+            </a:graphic>
+          </wp:inline>
+        </w:drawing>
+      </w:r>
+    </w:p>
+    <w:p>
+      <w:r>
+        <w:lastRenderedPageBreak/>
+        <w:drawing>
+          <wp:inline distT="0" distB="0" distL="0" distR="0" wp14:anchorId="188316C7" wp14:editId="25CDBBDC">
+            <wp:extent cx="8436634" cy="1992806"/>
+            <wp:effectExtent l="0" t="0" r="2540" b="7620"/>
+            <wp:docPr id="983212580" name="Picture 1"/>
+            <wp:cNvGraphicFramePr>
+              <a:graphicFrameLocks xmlns:a="http://schemas.openxmlformats.org/drawingml/2006/main" noChangeAspect="1"/>
+            </wp:cNvGraphicFramePr>
+            <a:graphic xmlns:a="http://schemas.openxmlformats.org/drawingml/2006/main">
+              <a:graphicData uri="http://schemas.openxmlformats.org/drawingml/2006/picture">
+                <pic:pic xmlns:pic="http://schemas.openxmlformats.org/drawingml/2006/picture">
+                  <pic:nvPicPr>
+                    <pic:cNvPr id="983212580" name=""/>
+                    <pic:cNvPicPr/>
+                  </pic:nvPicPr>
+                  <pic:blipFill>
+                    <a:blip r:embed="rId33"/>
+                    <a:stretch>
+                      <a:fillRect/>
+                    </a:stretch>
+                  </pic:blipFill>
+                  <pic:spPr>
+                    <a:xfrm>
+                      <a:off x="0" y="0"/>
+                      <a:ext cx="8479350" cy="2002896"/>
+                    </a:xfrm>
+                    <a:prstGeom prst="rect">
+                      <a:avLst/>
+                    </a:prstGeom>
+                  </pic:spPr>
+                </pic:pic>
+              </a:graphicData>
+            </a:graphic>
+          </wp:inline>
+        </w:drawing>
+      </w:r>
+    </w:p>
+    <w:p>
+      <w:r>
+        <w:drawing>
+          <wp:inline distT="0" distB="0" distL="0" distR="0" wp14:anchorId="163E6C95" wp14:editId="239F0B51">
+            <wp:extent cx="8156484" cy="4425351"/>
+            <wp:effectExtent l="0" t="0" r="0" b="0"/>
+            <wp:docPr id="289730561" name="Picture 1"/>
+            <wp:cNvGraphicFramePr>
+              <a:graphicFrameLocks xmlns:a="http://schemas.openxmlformats.org/drawingml/2006/main" noChangeAspect="1"/>
+            </wp:cNvGraphicFramePr>
+            <a:graphic xmlns:a="http://schemas.openxmlformats.org/drawingml/2006/main">
+              <a:graphicData uri="http://schemas.openxmlformats.org/drawingml/2006/picture">
+                <pic:pic xmlns:pic="http://schemas.openxmlformats.org/drawingml/2006/picture">
+                  <pic:nvPicPr>
+                    <pic:cNvPr id="289730561" name=""/>
+                    <pic:cNvPicPr/>
+                  </pic:nvPicPr>
+                  <pic:blipFill>
+                    <a:blip r:embed="rId34"/>
+                    <a:stretch>
+                      <a:fillRect/>
+                    </a:stretch>
+                  </pic:blipFill>
+                  <pic:spPr>
+                    <a:xfrm>
+                      <a:off x="0" y="0"/>
+                      <a:ext cx="8173520" cy="4434594"/>
+                    </a:xfrm>
+                    <a:prstGeom prst="rect">
+                      <a:avLst/>
+                    </a:prstGeom>
+                  </pic:spPr>
+                </pic:pic>
+              </a:graphicData>
+            </a:graphic>
+          </wp:inline>
+        </w:drawing>
+      </w:r>
+    </w:p>
+    <w:p>
+      <w:r>
+        <w:lastRenderedPageBreak/>
+        <w:drawing>
+          <wp:inline distT="0" distB="0" distL="0" distR="0" wp14:anchorId="3E17F8F1" wp14:editId="754EFE2E">
+            <wp:extent cx="8863330" cy="3754120"/>
+            <wp:effectExtent l="0" t="0" r="0" b="0"/>
+            <wp:docPr id="205102410" name="Picture 1"/>
+            <wp:cNvGraphicFramePr>
+              <a:graphicFrameLocks xmlns:a="http://schemas.openxmlformats.org/drawingml/2006/main" noChangeAspect="1"/>
+            </wp:cNvGraphicFramePr>
+            <a:graphic xmlns:a="http://schemas.openxmlformats.org/drawingml/2006/main">
+              <a:graphicData uri="http://schemas.openxmlformats.org/drawingml/2006/picture">
+                <pic:pic xmlns:pic="http://schemas.openxmlformats.org/drawingml/2006/picture">
+                  <pic:nvPicPr>
+                    <pic:cNvPr id="205102410" name=""/>
+                    <pic:cNvPicPr/>
+                  </pic:nvPicPr>
+                  <pic:blipFill>
+                    <a:blip r:embed="rId35"/>
+                    <a:stretch>
+                      <a:fillRect/>
+                    </a:stretch>
+                  </pic:blipFill>
+                  <pic:spPr>
+                    <a:xfrm>
+                      <a:off x="0" y="0"/>
+                      <a:ext cx="8863330" cy="3754120"/>
+                    </a:xfrm>
+                    <a:prstGeom prst="rect">
+                      <a:avLst/>
+                    </a:prstGeom>
+                  </pic:spPr>
+                </pic:pic>
+              </a:graphicData>
+            </a:graphic>
+          </wp:inline>
+        </w:drawing>
+      </w:r>
+    </w:p>
+    <w:p>
+      <w:r>
+        <w:lastRenderedPageBreak/>
+        <w:drawing>
+          <wp:inline distT="0" distB="0" distL="0" distR="0" wp14:anchorId="51B38B8B" wp14:editId="58D3309D">
+            <wp:extent cx="8863330" cy="5289550"/>
+            <wp:effectExtent l="0" t="0" r="0" b="6350"/>
+            <wp:docPr id="1523139940" name="Picture 1"/>
+            <wp:cNvGraphicFramePr>
+              <a:graphicFrameLocks xmlns:a="http://schemas.openxmlformats.org/drawingml/2006/main" noChangeAspect="1"/>
+            </wp:cNvGraphicFramePr>
+            <a:graphic xmlns:a="http://schemas.openxmlformats.org/drawingml/2006/main">
+              <a:graphicData uri="http://schemas.openxmlformats.org/drawingml/2006/picture">
+                <pic:pic xmlns:pic="http://schemas.openxmlformats.org/drawingml/2006/picture">
+                  <pic:nvPicPr>
+                    <pic:cNvPr id="1523139940" name=""/>
+                    <pic:cNvPicPr/>
+                  </pic:nvPicPr>
+                  <pic:blipFill>
+                    <a:blip r:embed="rId36"/>
+                    <a:stretch>
+                      <a:fillRect/>
+                    </a:stretch>
+                  </pic:blipFill>
+                  <pic:spPr>
+                    <a:xfrm>
+                      <a:off x="0" y="0"/>
+                      <a:ext cx="8863330" cy="5289550"/>
+                    </a:xfrm>
+                    <a:prstGeom prst="rect">
+                      <a:avLst/>
+                    </a:prstGeom>
+                  </pic:spPr>
+                </pic:pic>
+              </a:graphicData>
+            </a:graphic>
+          </wp:inline>
+        </w:drawing>
+      </w:r>
+    </w:p>
+    <w:p>
+      <w:r>
+        <w:lastRenderedPageBreak/>
+        <w:drawing>
+          <wp:inline distT="0" distB="0" distL="0" distR="0" wp14:anchorId="4D97AD8B" wp14:editId="1C42F953">
+            <wp:extent cx="8863330" cy="2268220"/>
+            <wp:effectExtent l="0" t="0" r="0" b="0"/>
+            <wp:docPr id="1345208857" name="Picture 1"/>
+            <wp:cNvGraphicFramePr>
+              <a:graphicFrameLocks xmlns:a="http://schemas.openxmlformats.org/drawingml/2006/main" noChangeAspect="1"/>
+            </wp:cNvGraphicFramePr>
+            <a:graphic xmlns:a="http://schemas.openxmlformats.org/drawingml/2006/main">
+              <a:graphicData uri="http://schemas.openxmlformats.org/drawingml/2006/picture">
+                <pic:pic xmlns:pic="http://schemas.openxmlformats.org/drawingml/2006/picture">
+                  <pic:nvPicPr>
+                    <pic:cNvPr id="1345208857" name=""/>
+                    <pic:cNvPicPr/>
+                  </pic:nvPicPr>
+                  <pic:blipFill>
+                    <a:blip r:embed="rId37"/>
+                    <a:stretch>
+                      <a:fillRect/>
+                    </a:stretch>
+                  </pic:blipFill>
+                  <pic:spPr>
+                    <a:xfrm>
+                      <a:off x="0" y="0"/>
+                      <a:ext cx="8863330" cy="2268220"/>
+                    </a:xfrm>
+                    <a:prstGeom prst="rect">
+                      <a:avLst/>
+                    </a:prstGeom>
+                  </pic:spPr>
+                </pic:pic>
+              </a:graphicData>
+            </a:graphic>
+          </wp:inline>
+        </w:drawing>
+      </w:r>
+    </w:p>
+    <w:p>
+      <w:r>
+        <w:drawing>
+          <wp:inline distT="0" distB="0" distL="0" distR="0" wp14:anchorId="5CE0B43D" wp14:editId="2A9148DF">
+            <wp:extent cx="8863330" cy="2222500"/>
+            <wp:effectExtent l="0" t="0" r="0" b="6350"/>
+            <wp:docPr id="1111136764" name="Picture 1"/>
+            <wp:cNvGraphicFramePr>
+              <a:graphicFrameLocks xmlns:a="http://schemas.openxmlformats.org/drawingml/2006/main" noChangeAspect="1"/>
+            </wp:cNvGraphicFramePr>
+            <a:graphic xmlns:a="http://schemas.openxmlformats.org/drawingml/2006/main">
+              <a:graphicData uri="http://schemas.openxmlformats.org/drawingml/2006/picture">
+                <pic:pic xmlns:pic="http://schemas.openxmlformats.org/drawingml/2006/picture">
+                  <pic:nvPicPr>
+                    <pic:cNvPr id="1111136764" name=""/>
+                    <pic:cNvPicPr/>
+                  </pic:nvPicPr>
+                  <pic:blipFill>
+                    <a:blip r:embed="rId38"/>
+                    <a:stretch>
+                      <a:fillRect/>
+                    </a:stretch>
+                  </pic:blipFill>
+                  <pic:spPr>
+                    <a:xfrm>
+                      <a:off x="0" y="0"/>
+                      <a:ext cx="8863330" cy="2222500"/>
+                    </a:xfrm>
+                    <a:prstGeom prst="rect">
+                      <a:avLst/>
+                    </a:prstGeom>
+                  </pic:spPr>
+                </pic:pic>
+              </a:graphicData>
+            </a:graphic>
+          </wp:inline>
+        </w:drawing>
+      </w:r>
+    </w:p>
     <w:sectPr>
       <w:pgSz w:w="16838" w:h="11906" w:orient="landscape"/>
       <w:pgMar w:top="851" w:right="1440" w:bottom="568" w:left="1440" w:header="708" w:footer="708" w:gutter="0"/>
